--- a/project/proposal/template.docx
+++ b/project/proposal/template.docx
@@ -414,7 +414,11 @@
       </w:r>
     </w:p>
     <w:bookmarkEnd w:id="30"/>
-    <w:sectPr/>
+    <w:sectPr>
+      <w:footnotePr>
+        <w:numRestart w:val="eachSect"/>
+      </w:footnotePr>
+    </w:sectPr>
   </w:body>
 </w:document>
 </file>
@@ -586,8 +590,6 @@
     </w:pPr>
     <w:rPr>
       <w:rFonts w:asciiTheme="majorHAnsi" w:cstheme="majorBidi" w:eastAsiaTheme="majorEastAsia" w:hAnsiTheme="majorHAnsi"/>
-      <w:spacing w:val="-10"/>
-      <w:kern w:val="28"/>
       <w:sz w:val="56"/>
       <w:szCs w:val="56"/>
     </w:rPr>
@@ -600,8 +602,6 @@
     <w:rsid w:val="00A10FD9"/>
     <w:rPr>
       <w:rFonts w:asciiTheme="majorHAnsi" w:cstheme="majorBidi" w:eastAsiaTheme="majorEastAsia" w:hAnsiTheme="majorHAnsi"/>
-      <w:spacing w:val="-10"/>
-      <w:kern w:val="28"/>
       <w:sz w:val="56"/>
       <w:szCs w:val="56"/>
     </w:rPr>
@@ -642,23 +642,31 @@
   </w:style>
   <w:style w:customStyle="1" w:styleId="Author" w:type="paragraph">
     <w:name w:val="Author"/>
+    <w:basedOn w:val="Title"/>
     <w:next w:val="BodyText"/>
     <w:qFormat/>
     <w:pPr>
       <w:keepNext/>
       <w:keepLines/>
-      <w:jc w:val="center"/>
-    </w:pPr>
+    </w:pPr>
+    <w:rPr>
+      <w:sz w:val="24"/>
+      <w:szCs w:val="24"/>
+    </w:rPr>
   </w:style>
   <w:style w:styleId="Date" w:type="paragraph">
     <w:name w:val="Date"/>
+    <w:basedOn w:val="Title"/>
     <w:next w:val="BodyText"/>
     <w:qFormat/>
     <w:pPr>
       <w:keepNext/>
       <w:keepLines/>
-      <w:jc w:val="center"/>
-    </w:pPr>
+    </w:pPr>
+    <w:rPr>
+      <w:sz w:val="24"/>
+      <w:szCs w:val="24"/>
+    </w:rPr>
   </w:style>
   <w:style w:customStyle="1" w:styleId="AbstractTitle" w:type="paragraph">
     <w:name w:val="Abstract Title"/>

--- a/project/proposal/template.docx
+++ b/project/proposal/template.docx
@@ -290,7 +290,7 @@
         <w:pStyle w:val="BodyText"/>
       </w:pPr>
       <w:r>
-        <w:t xml:space="preserve">Include mass, center of mass, buoyancy, center of buoyancy and (if necessary) ballast calculations</w:t>
+        <w:t xml:space="preserve">Include approximate mass, center of mass, buoyancy, center of buoyancy and (if necessary) ballast calculations</w:t>
       </w:r>
     </w:p>
     <w:bookmarkEnd w:id="25"/>

--- a/project/proposal/template.docx
+++ b/project/proposal/template.docx
@@ -10,7 +10,7 @@
         <w:t xml:space="preserve">Project Proposal Template</w:t>
       </w:r>
     </w:p>
-    <w:bookmarkStart w:id="20" w:name="one-page-description"/>
+    <w:bookmarkStart w:id="9" w:name="one-page-description"/>
     <w:p>
       <w:pPr>
         <w:pStyle w:val="Heading2"/>
@@ -27,8 +27,8 @@
         <w:t xml:space="preserve">Write your description here.</w:t>
       </w:r>
     </w:p>
-    <w:bookmarkEnd w:id="20"/>
-    <w:bookmarkStart w:id="21" w:name="budget"/>
+    <w:bookmarkEnd w:id="9"/>
+    <w:bookmarkStart w:id="10" w:name="budget"/>
     <w:p>
       <w:pPr>
         <w:pStyle w:val="Heading2"/>
@@ -194,8 +194,8 @@
         </w:tc>
       </w:tr>
     </w:tbl>
-    <w:bookmarkEnd w:id="21"/>
-    <w:bookmarkStart w:id="25" w:name="mechanical-drawings"/>
+    <w:bookmarkEnd w:id="10"/>
+    <w:bookmarkStart w:id="14" w:name="mechanical-drawings"/>
     <w:p>
       <w:pPr>
         <w:pStyle w:val="Heading2"/>
@@ -213,18 +213,18 @@
           <wp:inline>
             <wp:extent cx="5334000" cy="4163961"/>
             <wp:effectExtent b="0" l="0" r="0" t="0"/>
-            <wp:docPr descr="Placeholder image for mechanical drawing. Replace with yours." title="" id="23" name="Picture"/>
+            <wp:docPr descr="Placeholder image for mechanical drawing. Replace with yours." title="" id="12" name="Picture"/>
             <a:graphic>
               <a:graphicData uri="http://schemas.openxmlformats.org/drawingml/2006/picture">
                 <pic:pic>
                   <pic:nvPicPr>
-                    <pic:cNvPr descr="../../labs/lab3/img/555-timer-example-schematic.png" id="24" name="Picture"/>
+                    <pic:cNvPr descr="../../labs/lab3/img/555-timer-example-schematic.png" id="13" name="Picture"/>
                     <pic:cNvPicPr>
                       <a:picLocks noChangeArrowheads="1" noChangeAspect="1"/>
                     </pic:cNvPicPr>
                   </pic:nvPicPr>
                   <pic:blipFill>
-                    <a:blip r:embed="rId22"/>
+                    <a:blip r:embed="rId11"/>
                     <a:stretch>
                       <a:fillRect/>
                     </a:stretch>
@@ -293,8 +293,8 @@
         <w:t xml:space="preserve">Include approximate mass, center of mass, buoyancy, center of buoyancy and (if necessary) ballast calculations</w:t>
       </w:r>
     </w:p>
-    <w:bookmarkEnd w:id="25"/>
-    <w:bookmarkStart w:id="30" w:name="electrical-schematics"/>
+    <w:bookmarkEnd w:id="14"/>
+    <w:bookmarkStart w:id="19" w:name="electrical-schematics"/>
     <w:p>
       <w:pPr>
         <w:pStyle w:val="Heading2"/>
@@ -312,18 +312,18 @@
           <wp:inline>
             <wp:extent cx="5334000" cy="4163961"/>
             <wp:effectExtent b="0" l="0" r="0" t="0"/>
-            <wp:docPr descr="Placeholder image for first schematic drawing. Replace with yours." title="" id="26" name="Picture"/>
+            <wp:docPr descr="Placeholder image for first schematic drawing. Replace with yours." title="" id="15" name="Picture"/>
             <a:graphic>
               <a:graphicData uri="http://schemas.openxmlformats.org/drawingml/2006/picture">
                 <pic:pic>
                   <pic:nvPicPr>
-                    <pic:cNvPr descr="../../labs/lab3/img/555-timer-example-schematic.png" id="27" name="Picture"/>
+                    <pic:cNvPr descr="../../labs/lab3/img/555-timer-example-schematic.png" id="16" name="Picture"/>
                     <pic:cNvPicPr>
                       <a:picLocks noChangeArrowheads="1" noChangeAspect="1"/>
                     </pic:cNvPicPr>
                   </pic:nvPicPr>
                   <pic:blipFill>
-                    <a:blip r:embed="rId22"/>
+                    <a:blip r:embed="rId11"/>
                     <a:stretch>
                       <a:fillRect/>
                     </a:stretch>
@@ -367,18 +367,18 @@
           <wp:inline>
             <wp:extent cx="5334000" cy="4163961"/>
             <wp:effectExtent b="0" l="0" r="0" t="0"/>
-            <wp:docPr descr="Placeholder image for second schmatic drawing. Use multiple drawings if it helps clarify." title="" id="28" name="Picture"/>
+            <wp:docPr descr="Placeholder image for second schmatic drawing. Use multiple drawings if it helps clarify." title="" id="17" name="Picture"/>
             <a:graphic>
               <a:graphicData uri="http://schemas.openxmlformats.org/drawingml/2006/picture">
                 <pic:pic>
                   <pic:nvPicPr>
-                    <pic:cNvPr descr="../../labs/lab3/img/555-timer-example-schematic.png" id="29" name="Picture"/>
+                    <pic:cNvPr descr="../../labs/lab3/img/555-timer-example-schematic.png" id="18" name="Picture"/>
                     <pic:cNvPicPr>
                       <a:picLocks noChangeArrowheads="1" noChangeAspect="1"/>
                     </pic:cNvPicPr>
                   </pic:nvPicPr>
                   <pic:blipFill>
-                    <a:blip r:embed="rId22"/>
+                    <a:blip r:embed="rId11"/>
                     <a:stretch>
                       <a:fillRect/>
                     </a:stretch>
@@ -413,7 +413,7 @@
         <w:t xml:space="preserve">Placeholder image for second schmatic drawing. Use multiple drawings if it helps clarify.</w:t>
       </w:r>
     </w:p>
-    <w:bookmarkEnd w:id="30"/>
+    <w:bookmarkEnd w:id="19"/>
     <w:sectPr>
       <w:footnotePr>
         <w:numRestart w:val="eachSect"/>
@@ -535,10 +535,10 @@
   <w:docDefaults>
     <w:rPrDefault>
       <w:rPr>
-        <w:rFonts w:asciiTheme="minorHAnsi" w:cstheme="minorBidi" w:eastAsiaTheme="minorHAnsi" w:hAnsiTheme="minorHAnsi"/>
+        <w:rFonts w:asciiTheme="minorHAnsi" w:cstheme="minorBidi" w:eastAsiaTheme="minorEastAsia" w:hAnsiTheme="minorHAnsi"/>
         <w:sz w:val="24"/>
         <w:szCs w:val="24"/>
-        <w:lang w:bidi="ar-SA" w:eastAsia="en-US" w:val="en-US"/>
+        <w:lang w:bidi="ar-SA" w:eastAsia="zh-CN" w:val="en-US"/>
       </w:rPr>
     </w:rPrDefault>
     <w:pPrDefault>
@@ -1079,13 +1079,6 @@
       </w:tblCellMar>
     </w:tblPr>
     <w:tblStylePr w:type="firstRow">
-      <w:tblPr>
-        <w:jc w:val="left"/>
-        <w:tblInd w:type="dxa" w:w="0"/>
-      </w:tblPr>
-      <w:trPr>
-        <w:jc w:val="left"/>
-      </w:trPr>
       <w:tcPr>
         <w:tcBorders>
           <w:bottom w:val="single"/>
